--- a/Shravya Fulbandhe Resume.docx
+++ b/Shravya Fulbandhe Resume.docx
@@ -401,6 +401,8 @@
         <w:rPr>
           <w:bCs/>
           <w:color w:val="595959" w:themeColor="text1" w:themeTint="A6"/>
+          <w:sz w:val="20"/>
+          <w:szCs w:val="20"/>
         </w:rPr>
         <w:t>EduSkills</w:t>
       </w:r>
@@ -409,6 +411,8 @@
         <w:rPr>
           <w:bCs/>
           <w:color w:val="595959" w:themeColor="text1" w:themeTint="A6"/>
+          <w:sz w:val="20"/>
+          <w:szCs w:val="20"/>
         </w:rPr>
         <w:t xml:space="preserve"> | AICTE NEAT | Google for Developers</w:t>
       </w:r>
@@ -416,15 +420,31 @@
         <w:rPr>
           <w:b/>
           <w:color w:val="595959" w:themeColor="text1" w:themeTint="A6"/>
-        </w:rPr>
-        <w:t xml:space="preserve">   </w:t>
+          <w:sz w:val="20"/>
+          <w:szCs w:val="20"/>
+        </w:rPr>
+        <w:t xml:space="preserve"> </w:t>
       </w:r>
       <w:r>
         <w:rPr>
           <w:b/>
           <w:color w:val="595959" w:themeColor="text1" w:themeTint="A6"/>
         </w:rPr>
+        <w:t xml:space="preserve">  </w:t>
+      </w:r>
+      <w:r>
+        <w:rPr>
+          <w:b/>
+          <w:color w:val="595959" w:themeColor="text1" w:themeTint="A6"/>
+        </w:rPr>
         <w:t xml:space="preserve">    </w:t>
+      </w:r>
+      <w:r>
+        <w:rPr>
+          <w:b/>
+          <w:color w:val="595959" w:themeColor="text1" w:themeTint="A6"/>
+        </w:rPr>
+        <w:t xml:space="preserve">      </w:t>
       </w:r>
       <w:r>
         <w:rPr>
@@ -655,14 +675,7 @@
           <w:b/>
           <w:bCs/>
         </w:rPr>
-        <w:t xml:space="preserve">      </w:t>
-      </w:r>
-      <w:r>
-        <w:rPr>
-          <w:b/>
-          <w:bCs/>
-        </w:rPr>
-        <w:t>Employee Management System | Java, JDBC, MySQL</w:t>
+        <w:t xml:space="preserve">      Employee Management System | Java, JDBC, MySQL</w:t>
       </w:r>
     </w:p>
     <w:p>
@@ -1619,15 +1632,7 @@
           <w:sz w:val="20"/>
           <w:szCs w:val="20"/>
         </w:rPr>
-        <w:t xml:space="preserve"> </w:t>
-      </w:r>
-      <w:r>
-        <w:rPr>
-          <w:color w:val="595959" w:themeColor="text1" w:themeTint="A6"/>
-          <w:sz w:val="20"/>
-          <w:szCs w:val="20"/>
-        </w:rPr>
-        <w:t xml:space="preserve">                                                                        </w:t>
+        <w:t xml:space="preserve">                                                                         </w:t>
       </w:r>
       <w:r>
         <w:rPr>
@@ -1677,14 +1682,7 @@
           <w:sz w:val="20"/>
           <w:szCs w:val="20"/>
         </w:rPr>
-        <w:t xml:space="preserve">NPTEL </w:t>
-      </w:r>
-      <w:r>
-        <w:rPr>
-          <w:sz w:val="20"/>
-          <w:szCs w:val="20"/>
-        </w:rPr>
-        <w:t xml:space="preserve">                                                                 </w:t>
+        <w:t xml:space="preserve">NPTEL                                                                  </w:t>
       </w:r>
       <w:r>
         <w:rPr>
@@ -1729,14 +1727,7 @@
           <w:sz w:val="20"/>
           <w:szCs w:val="20"/>
         </w:rPr>
-        <w:t xml:space="preserve">NPTEL </w:t>
-      </w:r>
-      <w:r>
-        <w:rPr>
-          <w:sz w:val="20"/>
-          <w:szCs w:val="20"/>
-        </w:rPr>
-        <w:t xml:space="preserve">                                                  </w:t>
+        <w:t xml:space="preserve">NPTEL                                                   </w:t>
       </w:r>
       <w:r>
         <w:rPr>
@@ -1781,28 +1772,7 @@
           <w:sz w:val="20"/>
           <w:szCs w:val="20"/>
         </w:rPr>
-        <w:t xml:space="preserve">Deloitte via Forage </w:t>
-      </w:r>
-      <w:r>
-        <w:rPr>
-          <w:sz w:val="20"/>
-          <w:szCs w:val="20"/>
-        </w:rPr>
-        <w:t xml:space="preserve"> </w:t>
-      </w:r>
-      <w:r>
-        <w:rPr>
-          <w:sz w:val="20"/>
-          <w:szCs w:val="20"/>
-        </w:rPr>
-        <w:t xml:space="preserve"> </w:t>
-      </w:r>
-      <w:r>
-        <w:rPr>
-          <w:sz w:val="20"/>
-          <w:szCs w:val="20"/>
-        </w:rPr>
-        <w:t xml:space="preserve">         </w:t>
+        <w:t xml:space="preserve">Deloitte via Forage            </w:t>
       </w:r>
       <w:r>
         <w:rPr>
@@ -1863,14 +1833,7 @@
           <w:sz w:val="20"/>
           <w:szCs w:val="20"/>
         </w:rPr>
-        <w:t xml:space="preserve"> </w:t>
-      </w:r>
-      <w:r>
-        <w:rPr>
-          <w:sz w:val="20"/>
-          <w:szCs w:val="20"/>
-        </w:rPr>
-        <w:t xml:space="preserve">                                                              </w:t>
+        <w:t xml:space="preserve">                                                               </w:t>
       </w:r>
       <w:r>
         <w:rPr>
@@ -4513,6 +4476,7 @@
   <w:style w:type="character" w:default="1" w:styleId="DefaultParagraphFont">
     <w:name w:val="Default Paragraph Font"/>
     <w:uiPriority w:val="1"/>
+    <w:semiHidden/>
     <w:unhideWhenUsed/>
   </w:style>
   <w:style w:type="table" w:default="1" w:styleId="TableNormal">
